--- a/Credit_Canada_Final_Report.docx
+++ b/Credit_Canada_Final_Report.docx
@@ -111,7 +111,15 @@
     </w:p>
     <w:p>
       <w:r>
-        <w:t>Credit Canada's Debt Consolidation Program (DCP) consolidates unsecured debts into one monthly payment, with creditors typically waiving interest under a fair-share agreement. Across the 3,212 closed plans in our sample, only 39.23% reached successful completion. The most common exit — non-payment at 46.6% — means more clients walk away than finish.</w:t>
+        <w:t xml:space="preserve">Credit Canada's Debt Consolidation Program (DCP) consolidates unsecured debts into one monthly payment, with creditors typically waiving interest under a fair-share agreement. Across the 3,212 closed plans in our sample, only 39.23% reached successful completion. The most common exit — non-payment at </w:t>
+      </w:r>
+      <w:proofErr w:type="gramStart"/>
+      <w:r>
+        <w:t>47% —</w:t>
+      </w:r>
+      <w:proofErr w:type="gramEnd"/>
+      <w:r>
+        <w:t xml:space="preserve"> means more clients walk away than finish.</w:t>
       </w:r>
     </w:p>
     <w:p>
@@ -225,7 +233,7 @@
     </w:p>
     <w:p>
       <w:r>
-        <w:t>Dropouts don't just cost the agency revenue. They leave clients exposed to renewed high-interest collections and damaged credit, and they erode the fair-share model creditors rely on. The 3,212 closed plans in our data tell a blunt story: non-payment (46.6%) outnumbers successful completion (39.2%).</w:t>
+        <w:t>Dropouts don't just cost the agency revenue. They leave clients exposed to renewed high-interest collections and damaged credit, and they erode the fair-share model creditors rely on. The 3,212 closed plans in our data tell a blunt story: non-payment (47%) outnumbers successful completion (39.2%).</w:t>
       </w:r>
     </w:p>
     <w:p>
@@ -281,18 +289,18 @@
         <w:t>3–5 high-impact, low-cost intervention recommendations with estimated uplift</w:t>
       </w:r>
     </w:p>
-    <w:p>
-      <w:r>
-        <w:br w:type="page"/>
-      </w:r>
-    </w:p>
+    <w:p/>
     <w:p>
       <w:pPr>
         <w:pStyle w:val="Heading1"/>
       </w:pPr>
+      <w:proofErr w:type="gramStart"/>
       <w:r>
-        <w:lastRenderedPageBreak/>
-        <w:t>2  Data Description</w:t>
+        <w:t>2  Data</w:t>
+      </w:r>
+      <w:proofErr w:type="gramEnd"/>
+      <w:r>
+        <w:t xml:space="preserve"> Description</w:t>
       </w:r>
     </w:p>
     <w:p>
@@ -560,6 +568,7 @@
               <w:rPr>
                 <w:sz w:val="20"/>
               </w:rPr>
+              <w:lastRenderedPageBreak/>
               <w:t>Self Administration</w:t>
             </w:r>
           </w:p>
@@ -741,17 +750,16 @@
       </w:r>
     </w:p>
     <w:p>
-      <w:r>
-        <w:br w:type="page"/>
-      </w:r>
-    </w:p>
-    <w:p>
       <w:pPr>
         <w:pStyle w:val="Heading1"/>
       </w:pPr>
+      <w:proofErr w:type="gramStart"/>
       <w:r>
-        <w:lastRenderedPageBreak/>
-        <w:t>3  Feature Engineering</w:t>
+        <w:t>3  Feature</w:t>
+      </w:r>
+      <w:proofErr w:type="gramEnd"/>
+      <w:r>
+        <w:t xml:space="preserve"> Engineering</w:t>
       </w:r>
     </w:p>
     <w:p>
@@ -1172,6 +1180,7 @@
         <w:pStyle w:val="Heading2"/>
       </w:pPr>
       <w:r>
+        <w:lastRenderedPageBreak/>
         <w:t>3.3  Demographic Features</w:t>
       </w:r>
     </w:p>
@@ -1444,17 +1453,16 @@
       </w:r>
     </w:p>
     <w:p>
-      <w:r>
-        <w:br w:type="page"/>
-      </w:r>
-    </w:p>
-    <w:p>
       <w:pPr>
         <w:pStyle w:val="Heading1"/>
       </w:pPr>
+      <w:proofErr w:type="gramStart"/>
       <w:r>
-        <w:lastRenderedPageBreak/>
-        <w:t>4  Exploratory Analysis &amp; Statistical Tests</w:t>
+        <w:t>4  Exploratory</w:t>
+      </w:r>
+      <w:proofErr w:type="gramEnd"/>
+      <w:r>
+        <w:t xml:space="preserve"> Analysis &amp; Statistical Tests</w:t>
       </w:r>
     </w:p>
     <w:p>
@@ -1793,17 +1801,16 @@
       </w:r>
     </w:p>
     <w:p>
-      <w:r>
-        <w:br w:type="page"/>
-      </w:r>
-    </w:p>
-    <w:p>
       <w:pPr>
         <w:pStyle w:val="Heading1"/>
       </w:pPr>
+      <w:proofErr w:type="gramStart"/>
       <w:r>
-        <w:lastRenderedPageBreak/>
-        <w:t>5  Client Personas</w:t>
+        <w:t>5  Client</w:t>
+      </w:r>
+      <w:proofErr w:type="gramEnd"/>
+      <w:r>
+        <w:t xml:space="preserve"> Personas</w:t>
       </w:r>
     </w:p>
     <w:p>
@@ -2551,10 +2558,12 @@
       <w:pPr>
         <w:pStyle w:val="Heading1"/>
       </w:pPr>
+      <w:proofErr w:type="gramStart"/>
       <w:r>
         <w:lastRenderedPageBreak/>
         <w:t>6  Methodology</w:t>
       </w:r>
+      <w:proofErr w:type="gramEnd"/>
     </w:p>
     <w:p>
       <w:r>
@@ -3102,18 +3111,14 @@
       </w:r>
     </w:p>
     <w:p>
-      <w:r>
-        <w:br w:type="page"/>
-      </w:r>
-    </w:p>
-    <w:p>
       <w:pPr>
         <w:pStyle w:val="Heading1"/>
       </w:pPr>
+      <w:proofErr w:type="gramStart"/>
       <w:r>
-        <w:lastRenderedPageBreak/>
         <w:t>7  Results</w:t>
       </w:r>
+      <w:proofErr w:type="gramEnd"/>
     </w:p>
     <w:p>
       <w:r>
@@ -4897,6 +4902,7 @@
               <w:rPr>
                 <w:sz w:val="20"/>
               </w:rPr>
+              <w:lastRenderedPageBreak/>
               <w:t>F1</w:t>
             </w:r>
           </w:p>
@@ -4954,22 +4960,20 @@
     <w:p/>
     <w:p>
       <w:r>
-        <w:lastRenderedPageBreak/>
         <w:t>The AUC gain looks small, but recall jumps by 3.7 percentage points. That's 37 more at-risk clients caught per thousand predictions. A false negative is a family they could have helped and didn't.</w:t>
-      </w:r>
-    </w:p>
-    <w:p>
-      <w:r>
-        <w:br w:type="page"/>
       </w:r>
     </w:p>
     <w:p>
       <w:pPr>
         <w:pStyle w:val="Heading1"/>
       </w:pPr>
+      <w:proofErr w:type="gramStart"/>
       <w:r>
-        <w:lastRenderedPageBreak/>
-        <w:t>8  SHAP Driver Analysis</w:t>
+        <w:t>8  SHAP</w:t>
+      </w:r>
+      <w:proofErr w:type="gramEnd"/>
+      <w:r>
+        <w:t xml:space="preserve"> Driver Analysis</w:t>
       </w:r>
     </w:p>
     <w:p>
@@ -6283,6 +6287,7 @@
         <w:pStyle w:val="Heading2"/>
       </w:pPr>
       <w:r>
+        <w:lastRenderedPageBreak/>
         <w:t>8.3  Key Insights</w:t>
       </w:r>
     </w:p>
@@ -6314,14 +6319,26 @@
       <w:pPr>
         <w:pStyle w:val="Heading2"/>
       </w:pPr>
+      <w:proofErr w:type="gramStart"/>
       <w:r>
-        <w:lastRenderedPageBreak/>
-        <w:t>8.4  "Meet Alex" — Local SHAP Walkthrough</w:t>
+        <w:t>8.4  "</w:t>
+      </w:r>
+      <w:proofErr w:type="gramEnd"/>
+      <w:r>
+        <w:t xml:space="preserve">Meet </w:t>
+      </w:r>
+      <w:proofErr w:type="gramStart"/>
+      <w:r>
+        <w:t>Paul" —</w:t>
+      </w:r>
+      <w:proofErr w:type="gramEnd"/>
+      <w:r>
+        <w:t xml:space="preserve"> Local SHAP Walkthrough</w:t>
       </w:r>
     </w:p>
     <w:p>
       <w:r>
-        <w:t>"Alex" is a composite client built from the median stats of Persona P3: age 37, Ontario, $2,400/mo income, has payday debt, 60-month plan, month-1 payment score 0.5.</w:t>
+        <w:t>"Paul" is a composite client built from the median stats of Persona P3: age 37, Ontario, $2,400/mo income, has payday debt, 60-month plan, month-1 payment score 0.5.</w:t>
       </w:r>
     </w:p>
     <w:p>
@@ -6351,21 +6368,20 @@
     </w:p>
     <w:p>
       <w:r>
-        <w:t>The model tells the counsellor why Alex is high-risk — and two of the top three drags are modifiable (payday debt → financial literacy; plan duration → agency-controlled).</w:t>
-      </w:r>
-    </w:p>
-    <w:p>
-      <w:r>
-        <w:br w:type="page"/>
+        <w:t>The model tells the counsellor why Paul is high-risk — and two of the top three drags are modifiable (payday debt → financial literacy; plan duration → agency-controlled).</w:t>
       </w:r>
     </w:p>
     <w:p>
       <w:pPr>
         <w:pStyle w:val="Heading1"/>
       </w:pPr>
+      <w:proofErr w:type="gramStart"/>
       <w:r>
-        <w:lastRenderedPageBreak/>
-        <w:t>9  Survival Analysis (Cox Proportional Hazards)</w:t>
+        <w:t>9  Survival</w:t>
+      </w:r>
+      <w:proofErr w:type="gramEnd"/>
+      <w:r>
+        <w:t xml:space="preserve"> Analysis (Cox Proportional Hazards)</w:t>
       </w:r>
     </w:p>
     <w:p>
@@ -6819,7 +6835,14 @@
               <w:rPr>
                 <w:sz w:val="20"/>
               </w:rPr>
-              <w:t>Higher DTI → slower time to completion</w:t>
+              <w:t xml:space="preserve">Higher DTI → </w:t>
+            </w:r>
+            <w:r>
+              <w:rPr>
+                <w:sz w:val="20"/>
+              </w:rPr>
+              <w:lastRenderedPageBreak/>
+              <w:t>slower time to completion</w:t>
             </w:r>
           </w:p>
         </w:tc>
@@ -6839,6 +6862,7 @@
               <w:rPr>
                 <w:sz w:val="20"/>
               </w:rPr>
+              <w:lastRenderedPageBreak/>
               <w:t>age_at_activation</w:t>
             </w:r>
           </w:p>
@@ -7092,17 +7116,16 @@
       </w:r>
     </w:p>
     <w:p>
-      <w:r>
-        <w:br w:type="page"/>
-      </w:r>
-    </w:p>
-    <w:p>
       <w:pPr>
         <w:pStyle w:val="Heading1"/>
       </w:pPr>
+      <w:proofErr w:type="gramStart"/>
       <w:r>
-        <w:lastRenderedPageBreak/>
-        <w:t>10  Intervention Simulation &amp; ROI</w:t>
+        <w:t>10  Intervention</w:t>
+      </w:r>
+      <w:proofErr w:type="gramEnd"/>
+      <w:r>
+        <w:t xml:space="preserve"> Simulation &amp; ROI</w:t>
       </w:r>
     </w:p>
     <w:p>
@@ -7741,6 +7764,7 @@
               <w:rPr>
                 <w:sz w:val="20"/>
               </w:rPr>
+              <w:lastRenderedPageBreak/>
               <w:t>Additional completions</w:t>
             </w:r>
           </w:p>
@@ -7981,22 +8005,20 @@
         <w:pStyle w:val="ListBullet"/>
       </w:pPr>
       <w:r>
-        <w:lastRenderedPageBreak/>
         <w:t>Measurable ROI. ~$40K investment yields ~$695K net benefit — at ~$270 per additional family helped, this compares favourably to the client-lifetime fair-share revenue recovered by each completed plan.</w:t>
-      </w:r>
-    </w:p>
-    <w:p>
-      <w:r>
-        <w:br w:type="page"/>
       </w:r>
     </w:p>
     <w:p>
       <w:pPr>
         <w:pStyle w:val="Heading1"/>
       </w:pPr>
+      <w:proofErr w:type="gramStart"/>
       <w:r>
-        <w:lastRenderedPageBreak/>
-        <w:t>11  Fairness Audit</w:t>
+        <w:t>11  Fairness</w:t>
+      </w:r>
+      <w:proofErr w:type="gramEnd"/>
+      <w:r>
+        <w:t xml:space="preserve"> Audit</w:t>
       </w:r>
     </w:p>
     <w:p>
@@ -8875,18 +8897,15 @@
       </w:r>
     </w:p>
     <w:p>
-      <w:r>
-        <w:br w:type="page"/>
-      </w:r>
-    </w:p>
-    <w:p>
       <w:pPr>
         <w:pStyle w:val="Heading1"/>
       </w:pPr>
+      <w:proofErr w:type="gramStart"/>
       <w:r>
         <w:lastRenderedPageBreak/>
         <w:t>12  Recommendations</w:t>
       </w:r>
+      <w:proofErr w:type="gramEnd"/>
     </w:p>
     <w:p>
       <w:r>
@@ -10198,6 +10217,7 @@
   <w:style w:type="character" w:default="1" w:styleId="DefaultParagraphFont">
     <w:name w:val="Default Paragraph Font"/>
     <w:uiPriority w:val="1"/>
+    <w:semiHidden/>
     <w:unhideWhenUsed/>
   </w:style>
   <w:style w:type="table" w:default="1" w:styleId="TableNormal">
